--- a/08_Repository_Documents/UFCEP4-0-3_Manual_Run_Guide.docx
+++ b/08_Repository_Documents/UFCEP4-0-3_Manual_Run_Guide.docx
@@ -254,7 +254,7 @@
         <w:rPr>
           <w:rFonts w:ascii="Consolas" w:hAnsi="Consolas"/>
         </w:rPr>
-        <w:t xml:space="preserve">forms -&gt; 68/68 deployed</w:t>
+        <w:t>forms -&gt; 69/69 deployed</w:t>
       </w:r>
       <w:r>
         <w:t xml:space="preserve"> and six </w:t>
